--- a/laravel-app/database/data/internship/handbooks/cloud_computing/Beyond_Cloud_Internship_Day_150_Student_Handbook.docx
+++ b/laravel-app/database/data/internship/handbooks/cloud_computing/Beyond_Cloud_Internship_Day_150_Student_Handbook.docx
@@ -38,7 +38,7 @@
           <w:color w:val="1E293B"/>
           <w:sz w:val="28"/>
         </w:rPr>
-        <w:t>Serverless Concepts</w:t>
+        <w:t>Reliability Engineering Assessment</w:t>
       </w:r>
     </w:p>
     <w:p>
@@ -50,7 +50,7 @@
           <w:b w:val="0"/>
           <w:sz w:val="22"/>
         </w:rPr>
-        <w:t>Assessment and reflection. Full student study guide and practical laboratory manual for Beyond Enterprise interns.</w:t>
+        <w:t>Assessment and presentation. Full student study guide and practical laboratory manual for Beyond Enterprise interns.</w:t>
       </w:r>
     </w:p>
     <w:tbl>
@@ -141,7 +141,7 @@
               <w:rPr>
                 <w:sz w:val="18"/>
               </w:rPr>
-              <w:t>Assessment and reflection</w:t>
+              <w:t>Assessment and presentation</w:t>
             </w:r>
           </w:p>
         </w:tc>
@@ -154,7 +154,7 @@
               <w:rPr>
                 <w:sz w:val="18"/>
               </w:rPr>
-              <w:t>advanced</w:t>
+              <w:t>intermediate-to-advanced</w:t>
             </w:r>
           </w:p>
         </w:tc>
@@ -167,7 +167,7 @@
               <w:rPr>
                 <w:sz w:val="18"/>
               </w:rPr>
-              <w:t>8 hours</w:t>
+              <w:t>8.0 hours</w:t>
             </w:r>
           </w:p>
         </w:tc>
@@ -180,7 +180,7 @@
               <w:rPr>
                 <w:sz w:val="18"/>
               </w:rPr>
-              <w:t>VirtualBox, Docker, GitHub, free tiers or local cloud emulators</w:t>
+              <w:t>Prometheus, Grafana, OpenTelemetry/local stack, Docker, Git</w:t>
             </w:r>
           </w:p>
         </w:tc>
@@ -198,7 +198,7 @@
           <w:color w:val="0B3F90"/>
           <w:sz w:val="20"/>
         </w:rPr>
-        <w:t>Day 150 objective  Complete the assessment and reflection for Serverless Concepts: Apply serverless concepts safely and explain the result in a professional technical report.</w:t>
+        <w:t>Day 150 objective  Complete the assessment and presentation for Reliability Engineering Assessment: Deliver observable service evidence, SLOs, alerts, and an incident runbook.</w:t>
       </w:r>
     </w:p>
     <w:p>
@@ -270,7 +270,7 @@
           <w:b w:val="0"/>
           <w:sz w:val="22"/>
         </w:rPr>
-        <w:t>Submit: Final artifact, demonstration evidence, 150-300 word reflection, and self-score against the rubric..</w:t>
+        <w:t>Submit: Assessment demonstration, reproducible project package, architecture/security/cost evidence, verified cleanup, and technical report..</w:t>
       </w:r>
     </w:p>
     <w:p>
@@ -619,7 +619,7 @@
           <w:b w:val="0"/>
           <w:sz w:val="20"/>
         </w:rPr>
-        <w:t>Curriculum objective (source of truth): Apply serverless concepts safely and explain the result in a professional technical report.</w:t>
+        <w:t>Curriculum objective (source of truth): Deliver observable service evidence, SLOs, alerts, and an incident runbook.</w:t>
       </w:r>
     </w:p>
     <w:p>
@@ -631,7 +631,7 @@
           <w:b w:val="0"/>
           <w:sz w:val="22"/>
         </w:rPr>
-        <w:t>Explain Serverless Concepts to a supervisor in under two minutes.</w:t>
+        <w:t>Explain Reliability Engineering Assessment to a supervisor in under two minutes.</w:t>
       </w:r>
     </w:p>
     <w:p>
@@ -643,7 +643,7 @@
           <w:b w:val="0"/>
           <w:sz w:val="22"/>
         </w:rPr>
-        <w:t>Configure or verify the approved tools required for Serverless Concepts.</w:t>
+        <w:t>Configure or verify the approved tools required for Reliability Engineering Assessment.</w:t>
       </w:r>
     </w:p>
     <w:p>
@@ -655,7 +655,7 @@
           <w:b w:val="0"/>
           <w:sz w:val="22"/>
         </w:rPr>
-        <w:t>Implement or perform the assessment and reflection practical for this topic.</w:t>
+        <w:t>Implement or perform the assessment and presentation practical for this topic.</w:t>
       </w:r>
     </w:p>
     <w:p>
@@ -711,7 +711,7 @@
           <w:b w:val="0"/>
           <w:sz w:val="22"/>
         </w:rPr>
-        <w:t>Define the professional meaning of “Serverless Concepts” before you use tools. Do not split the title into meaningless words. Connect each concept to today's practical action.</w:t>
+        <w:t>Define the professional meaning of “Reliability Engineering Assessment” before you use tools. Do not split the title into meaningless words. Connect each concept to today's practical action.</w:t>
       </w:r>
     </w:p>
     <w:tbl>
@@ -832,7 +832,7 @@
               <w:rPr>
                 <w:sz w:val="18"/>
               </w:rPr>
-              <w:t>Professional practice for Serverless Concepts</w:t>
+              <w:t>Professional practice for Reliability Engineering Assessment</w:t>
             </w:r>
           </w:p>
         </w:tc>
@@ -1266,7 +1266,7 @@
           <w:b w:val="0"/>
           <w:sz w:val="22"/>
         </w:rPr>
-        <w:t>Tools available: VirtualBox, Docker, GitHub, free tiers or local cloud emulators.</w:t>
+        <w:t>Tools available: Prometheus, Grafana, OpenTelemetry/local stack, Docker, Git.</w:t>
       </w:r>
     </w:p>
     <w:p>
@@ -1381,7 +1381,7 @@
               <w:rPr>
                 <w:sz w:val="18"/>
               </w:rPr>
-              <w:t>VirtualBox, Docker, GitHub, free tiers or local cloud emulators</w:t>
+              <w:t>Prometheus, Grafana, OpenTelemetry/local stack, Docker, Git</w:t>
             </w:r>
           </w:p>
         </w:tc>
@@ -1463,7 +1463,7 @@
           <w:b w:val="0"/>
           <w:sz w:val="18"/>
         </w:rPr>
-        <w:t>└── Day_150_Serverless_Concepts/</w:t>
+        <w:t>└── Day_150_Reliability_Engineering_Assessment/</w:t>
       </w:r>
     </w:p>
     <w:p>
@@ -1616,7 +1616,7 @@
           <w:b w:val="0"/>
           <w:sz w:val="18"/>
         </w:rPr>
-        <w:t>mkdir Beyond_Cloud_Internship\Day_150_Serverless_Concepts\evidence, Beyond_Cloud_Internship\Day_150_Serverless_Concepts\notebooks, Beyond_Cloud_Internship\Day_150_Serverless_Concepts\src, Beyond_Cloud_Internship\Day_150_Serverless_Concepts\data, Beyond_Cloud_Internship\Day_150_Serverless_Concepts\output, Beyond_Cloud_Internship\Day_150_Serverless_Concepts\report -Force</w:t>
+        <w:t>mkdir Beyond_Cloud_Internship\Day_150_Reliability_Engineering_Assessment\evidence, Beyond_Cloud_Internship\Day_150_Reliability_Engineering_Assessment\notebooks, Beyond_Cloud_Internship\Day_150_Reliability_Engineering_Assessment\src, Beyond_Cloud_Internship\Day_150_Reliability_Engineering_Assessment\data, Beyond_Cloud_Internship\Day_150_Reliability_Engineering_Assessment\output, Beyond_Cloud_Internship\Day_150_Reliability_Engineering_Assessment\report -Force</w:t>
       </w:r>
     </w:p>
     <w:p/>
@@ -1657,7 +1657,7 @@
           <w:b w:val="0"/>
           <w:sz w:val="18"/>
         </w:rPr>
-        <w:t>mkdir -p Beyond_Cloud_Internship/Day_150_Serverless_Concepts/{evidence,notebooks,src,data,output,report}</w:t>
+        <w:t>mkdir -p Beyond_Cloud_Internship/Day_150_Reliability_Engineering_Assessment/{evidence,notebooks,src,data,output,report}</w:t>
       </w:r>
     </w:p>
     <w:p/>
@@ -1773,7 +1773,7 @@
           <w:color w:val="0B3F90"/>
           <w:sz w:val="24"/>
         </w:rPr>
-        <w:t>Assessment and reflection: Serverless Concepts</w:t>
+        <w:t>Assessment and presentation: Reliability Engineering Assessment</w:t>
       </w:r>
     </w:p>
     <w:p>
@@ -1797,7 +1797,7 @@
           <w:b w:val="0"/>
           <w:sz w:val="20"/>
         </w:rPr>
-        <w:t>• Complete the practical assessment for serverless concepts, demonstrate the result, and explain decisions in your own words.</w:t>
+        <w:t>• Review Day 149 prerequisites and read the complete Day 150 objective before changing any lab resource.</w:t>
       </w:r>
     </w:p>
     <w:p>
@@ -1809,7 +1809,7 @@
           <w:b w:val="0"/>
           <w:sz w:val="20"/>
         </w:rPr>
-        <w:t>• Work only in an authorized lab, VM or on equipment assigned by Beyond.</w:t>
+        <w:t>• Confirm written authorization, account/sandbox boundary, region, quota, budget alert, and cleanup responsibility before provisioning.</w:t>
       </w:r>
     </w:p>
     <w:p>
@@ -1821,7 +1821,79 @@
           <w:b w:val="0"/>
           <w:sz w:val="20"/>
         </w:rPr>
-        <w:t>• Keep time entries truthful and ask the supervisor before changing production equipment.</w:t>
+        <w:t>• Verify only the tools required today and record versions; prefer local emulators when provider access or free-tier status is uncertain.</w:t>
+      </w:r>
+    </w:p>
+    <w:p>
+      <w:pPr>
+        <w:spacing w:after="120"/>
+      </w:pPr>
+      <w:r>
+        <w:rPr>
+          <w:b w:val="0"/>
+          <w:sz w:val="20"/>
+        </w:rPr>
+        <w:t>• Create Day_150_reliability_engineering_assessment with evidence, config or src, output, and report folders. Prevent secrets and state files from entering version control.</w:t>
+      </w:r>
+    </w:p>
+    <w:p>
+      <w:pPr>
+        <w:spacing w:after="120"/>
+      </w:pPr>
+      <w:r>
+        <w:rPr>
+          <w:b w:val="0"/>
+          <w:sz w:val="20"/>
+        </w:rPr>
+        <w:t>• Complete the practical objective: Deliver observable service evidence, SLOs, alerts, and an incident runbook.</w:t>
+      </w:r>
+    </w:p>
+    <w:p>
+      <w:pPr>
+        <w:spacing w:after="120"/>
+      </w:pPr>
+      <w:r>
+        <w:rPr>
+          <w:b w:val="0"/>
+          <w:sz w:val="20"/>
+        </w:rPr>
+        <w:t>• Record commands/configuration, expected result, observed result, resource identifiers without secrets, cost/usage check, and any deviations.</w:t>
+      </w:r>
+    </w:p>
+    <w:p>
+      <w:pPr>
+        <w:spacing w:after="120"/>
+      </w:pPr>
+      <w:r>
+        <w:rPr>
+          <w:b w:val="0"/>
+          <w:sz w:val="20"/>
+        </w:rPr>
+        <w:t>• Verify independently using a second command, connectivity test, configuration diff, monitoring view, clean rerun, restore test, or peer review.</w:t>
+      </w:r>
+    </w:p>
+    <w:p>
+      <w:pPr>
+        <w:spacing w:after="120"/>
+      </w:pPr>
+      <w:r>
+        <w:rPr>
+          <w:b w:val="0"/>
+          <w:sz w:val="20"/>
+        </w:rPr>
+        <w:t>• Stop and remove only assigned disposable resources; verify deletion, released IPs/storage, stopped services, and current billing/usage dashboard where applicable.</w:t>
+      </w:r>
+    </w:p>
+    <w:p>
+      <w:pPr>
+        <w:spacing w:after="120"/>
+      </w:pPr>
+      <w:r>
+        <w:rPr>
+          <w:b w:val="0"/>
+          <w:sz w:val="20"/>
+        </w:rPr>
+        <w:t>• Package evidence and write a professional report covering architecture, security, cost, verification, troubleshooting, limitations, and AI/tool assistance.</w:t>
       </w:r>
     </w:p>
     <w:p>
@@ -1847,7 +1919,7 @@
           <w:b w:val="0"/>
           <w:sz w:val="18"/>
         </w:rPr>
-        <w:t># day_150_lab.py — Assessment and reflection: Serverless Concepts</w:t>
+        <w:t># day_150_lab.py — Assessment and presentation: Reliability Engineering Assessment</w:t>
       </w:r>
     </w:p>
     <w:p>
@@ -1889,7 +1961,7 @@
           <w:b w:val="0"/>
           <w:sz w:val="18"/>
         </w:rPr>
-        <w:t>"""Day 150 practical starter for Serverless Concepts.</w:t>
+        <w:t>"""Day 150 practical starter for Reliability Engineering Assessment.</w:t>
       </w:r>
     </w:p>
     <w:p>
@@ -2071,7 +2143,7 @@
           <w:b w:val="0"/>
           <w:sz w:val="18"/>
         </w:rPr>
-        <w:t xml:space="preserve">    print("Program topic:", 'Serverless Concepts')</w:t>
+        <w:t xml:space="preserve">    print("Program topic:", 'Reliability Engineering Assessment')</w:t>
       </w:r>
     </w:p>
     <w:p>
@@ -2085,7 +2157,7 @@
           <w:b w:val="0"/>
           <w:sz w:val="18"/>
         </w:rPr>
-        <w:t xml:space="preserve">    print("Day mode:", 'Assessment and reflection')</w:t>
+        <w:t xml:space="preserve">    print("Day mode:", 'Assessment and presentation')</w:t>
       </w:r>
     </w:p>
     <w:p>
@@ -5690,7 +5762,7 @@
           <w:b w:val="0"/>
           <w:sz w:val="22"/>
         </w:rPr>
-        <w:t>Objective addressed for Serverless Concepts</w:t>
+        <w:t>Objective addressed for Reliability Engineering Assessment</w:t>
       </w:r>
     </w:p>
     <w:p>
@@ -5702,7 +5774,7 @@
           <w:b w:val="0"/>
           <w:sz w:val="22"/>
         </w:rPr>
-        <w:t>Assessment and reflection practical completed</w:t>
+        <w:t>Assessment and presentation practical completed</w:t>
       </w:r>
     </w:p>
     <w:p>
@@ -5794,7 +5866,7 @@
           <w:b w:val="0"/>
           <w:sz w:val="22"/>
         </w:rPr>
-        <w:t>Matches: Final artifact, demonstration evidence, 150-300 word reflection, and self-score against the rubric.</w:t>
+        <w:t>Matches: Assessment demonstration, reproducible project package, architecture/security/cost evidence, verified cleanup, and technical report.</w:t>
       </w:r>
     </w:p>
     <w:p>
@@ -5826,7 +5898,7 @@
           <w:b w:val="0"/>
           <w:sz w:val="22"/>
         </w:rPr>
-        <w:t>Explain Serverless Concepts without reading.</w:t>
+        <w:t>Explain Reliability Engineering Assessment without reading.</w:t>
       </w:r>
     </w:p>
     <w:p>
@@ -5918,7 +5990,7 @@
           <w:b w:val="0"/>
           <w:sz w:val="22"/>
         </w:rPr>
-        <w:t>Today is Day 150 (Assessment and reflection) on Serverless Concepts. I worked only in the authorized Beyond cloud lab. I completed the practical objective, verified with a second check, and packaged evidence. Main risk: unauthorized or unsafe action; control: checklist + supervisor escalation. Limitation: classroom/lab scope only. Next: continue the topic cycle and keep documentation reproducible.</w:t>
+        <w:t>Today is Day 150 (Assessment and presentation) on Reliability Engineering Assessment. I worked only in the authorized Beyond cloud lab. I completed the practical objective, verified with a second check, and packaged evidence. Main risk: unauthorized or unsafe action; control: checklist + supervisor escalation. Limitation: classroom/lab scope only. Next: continue the topic cycle and keep documentation reproducible.</w:t>
       </w:r>
     </w:p>
     <w:p>
